--- a/MAS-TRM/CSW-MAS-TRM-Reference-Design.docx
+++ b/MAS-TRM/CSW-MAS-TRM-Reference-Design.docx
@@ -37,13 +37,13 @@
         <w:t xml:space="preserve">Cisco Secure Workload — MAS Technology Risk Management Guidelines</w:t>
       </w:r>
     </w:p>
-    <w:bookmarkStart w:id="9" w:name="X8c383c75b19690124b05bffd270f9d1da6834d1"/>
+    <w:bookmarkStart w:id="9" w:name="X183734f0ed3c7650fd467eb98238249a69fb603"/>
     <w:p>
       <w:pPr>
         <w:pStyle w:val="Heading2"/>
       </w:pPr>
       <w:r>
-        <w:t xml:space="preserve">Technical Runbook | Singapore Financial Institutions</w:t>
+        <w:t xml:space="preserve">Reference Design | Singapore Financial Institutions</w:t>
       </w:r>
     </w:p>
     <w:p>
@@ -111,7 +111,7 @@
         <w:t xml:space="preserve"> </w:t>
       </w:r>
       <w:r>
-        <w:t xml:space="preserve">This runbook references the MAS TRM Guidelines published in January 2021, which remain the current published version at the time of writing. Validate against the latest MAS publication before using this runbook in a supervisory or audit context.</w:t>
+        <w:t xml:space="preserve">This reference design references the MAS TRM Guidelines published in January 2021, which remain the current published version at the time of writing. Validate against the latest MAS publication before using this reference design in a supervisory or audit context.</w:t>
       </w:r>
     </w:p>
     <w:p>
@@ -129,7 +129,7 @@
         <w:t xml:space="preserve"> </w:t>
       </w:r>
       <w:r>
-        <w:t xml:space="preserve">Cisco does not yet publish framework-specific CSW UI navigation for MAS TRM (it is on the product roadmap). This runbook references CSW</w:t>
+        <w:t xml:space="preserve">Cisco does not yet publish framework-specific CSW UI navigation for MAS TRM (it is on the product roadmap). This reference design references CSW</w:t>
       </w:r>
       <w:r>
         <w:t xml:space="preserve"> </w:t>
@@ -208,7 +208,7 @@
           <w:b/>
           <w:bCs/>
         </w:rPr>
-        <w:t xml:space="preserve">Questions this runbook helps you answer:</w:t>
+        <w:t xml:space="preserve">Questions this reference design helps you answer:</w:t>
       </w:r>
     </w:p>
     <w:p>
